--- a/public/cv/backend/abubakar_resume.docx
+++ b/public/cv/backend/abubakar_resume.docx
@@ -52,7 +52,7 @@
       <w:pPr>
         <w:spacing w:after="80"/>
       </w:pPr>
-      <w:hyperlink w:history="1" r:id="rId8vrpidut3srfdankgolei">
+      <w:hyperlink w:history="1" r:id="rIdjr2s2ff5nwulcjpcimx96">
         <w:r>
           <w:rPr>
             <w:rStyle w:val="Hyperlink"/>
@@ -72,7 +72,7 @@
         </w:rPr>
         <w:t xml:space="preserve">  •  </w:t>
       </w:r>
-      <w:hyperlink w:history="1" r:id="rIdlt3n59h3i0_5yero9rmr5">
+      <w:hyperlink w:history="1" r:id="rIdnwpol5-lc0vq4bdtfbykh">
         <w:r>
           <w:rPr>
             <w:rStyle w:val="Hyperlink"/>
@@ -92,7 +92,7 @@
         </w:rPr>
         <w:t xml:space="preserve">  •  </w:t>
       </w:r>
-      <w:hyperlink w:history="1" r:id="rIdijnsgwlkr0elog_8uhd2j">
+      <w:hyperlink w:history="1" r:id="rIdr78opq20sl5-c7a9toza1">
         <w:r>
           <w:rPr>
             <w:rStyle w:val="Hyperlink"/>

--- a/public/cv/backend/abubakar_resume.docx
+++ b/public/cv/backend/abubakar_resume.docx
@@ -52,7 +52,7 @@
       <w:pPr>
         <w:spacing w:after="80"/>
       </w:pPr>
-      <w:hyperlink w:history="1" r:id="rIdjr2s2ff5nwulcjpcimx96">
+      <w:hyperlink w:history="1" r:id="rId7wboqazdxnls8igiyzwdu">
         <w:r>
           <w:rPr>
             <w:rStyle w:val="Hyperlink"/>
@@ -72,7 +72,7 @@
         </w:rPr>
         <w:t xml:space="preserve">  •  </w:t>
       </w:r>
-      <w:hyperlink w:history="1" r:id="rIdnwpol5-lc0vq4bdtfbykh">
+      <w:hyperlink w:history="1" r:id="rIdtxva6arx46q5k05ktufg3">
         <w:r>
           <w:rPr>
             <w:rStyle w:val="Hyperlink"/>
@@ -92,7 +92,7 @@
         </w:rPr>
         <w:t xml:space="preserve">  •  </w:t>
       </w:r>
-      <w:hyperlink w:history="1" r:id="rIdr78opq20sl5-c7a9toza1">
+      <w:hyperlink w:history="1" r:id="rId0mo_1mqhbjin1guklunto">
         <w:r>
           <w:rPr>
             <w:rStyle w:val="Hyperlink"/>

--- a/public/cv/backend/abubakar_resume.docx
+++ b/public/cv/backend/abubakar_resume.docx
@@ -52,7 +52,7 @@
       <w:pPr>
         <w:spacing w:after="80"/>
       </w:pPr>
-      <w:hyperlink w:history="1" r:id="rId7wboqazdxnls8igiyzwdu">
+      <w:hyperlink w:history="1" r:id="rId0qgh46f-mwewx0xatjccn">
         <w:r>
           <w:rPr>
             <w:rStyle w:val="Hyperlink"/>
@@ -72,7 +72,7 @@
         </w:rPr>
         <w:t xml:space="preserve">  •  </w:t>
       </w:r>
-      <w:hyperlink w:history="1" r:id="rIdtxva6arx46q5k05ktufg3">
+      <w:hyperlink w:history="1" r:id="rIdpjehebz3w38jcn5_nqunv">
         <w:r>
           <w:rPr>
             <w:rStyle w:val="Hyperlink"/>
@@ -92,7 +92,7 @@
         </w:rPr>
         <w:t xml:space="preserve">  •  </w:t>
       </w:r>
-      <w:hyperlink w:history="1" r:id="rId0mo_1mqhbjin1guklunto">
+      <w:hyperlink w:history="1" r:id="rIdjfc4xngw29gfmj115n89x">
         <w:r>
           <w:rPr>
             <w:rStyle w:val="Hyperlink"/>

--- a/public/cv/backend/abubakar_resume.docx
+++ b/public/cv/backend/abubakar_resume.docx
@@ -31,7 +31,7 @@
           <w:sz w:val="22"/>
           <w:szCs w:val="22"/>
         </w:rPr>
-        <w:t xml:space="preserve">Senior Python Developer | Django | REST APIs | PostgreSQL</w:t>
+        <w:t xml:space="preserve">Senior Backend Engineer | Python | Django | Node.js | PostgreSQL | AWS</w:t>
       </w:r>
     </w:p>
     <w:p>
@@ -52,7 +52,7 @@
       <w:pPr>
         <w:spacing w:after="80"/>
       </w:pPr>
-      <w:hyperlink w:history="1" r:id="rId0qgh46f-mwewx0xatjccn">
+      <w:hyperlink w:history="1" r:id="rIdd90w1xjkjffc6dpn1ia8u">
         <w:r>
           <w:rPr>
             <w:rStyle w:val="Hyperlink"/>
@@ -72,7 +72,7 @@
         </w:rPr>
         <w:t xml:space="preserve">  •  </w:t>
       </w:r>
-      <w:hyperlink w:history="1" r:id="rIdpjehebz3w38jcn5_nqunv">
+      <w:hyperlink w:history="1" r:id="rId5muhffirwwjvsv77o6bpl">
         <w:r>
           <w:rPr>
             <w:rStyle w:val="Hyperlink"/>
@@ -92,7 +92,7 @@
         </w:rPr>
         <w:t xml:space="preserve">  •  </w:t>
       </w:r>
-      <w:hyperlink w:history="1" r:id="rIdjfc4xngw29gfmj115n89x">
+      <w:hyperlink w:history="1" r:id="rId7-asmiiiso6dmkseukhr6">
         <w:r>
           <w:rPr>
             <w:rStyle w:val="Hyperlink"/>
@@ -134,7 +134,7 @@
           <w:sz w:val="19"/>
           <w:szCs w:val="19"/>
         </w:rPr>
-        <w:t xml:space="preserve">Python Developer with 5+ years of experience building scalable backend systems using Django, Django REST Framework, PostgreSQL, Redis, and Celery. Experienced in designing REST APIs, optimizing database performance, implementing asynchronous processing, and deploying production applications with Docker and CI/CD. Strong understanding of software architecture, API security, cloud deployments, and writing clean, maintainable Python code.</w:t>
+        <w:t xml:space="preserve">Backend Engineer with 5+ years building and running production services in Python and Django, with Django REST Framework, PostgreSQL, Redis, and Celery. I design REST APIs, tune database performance, and move heavy work onto asynchronous pipelines that stay stable under load. I have run services on AWS using ECS, EKS, and Lambda, with PostgreSQL on RDS and Kubernetes for orchestration, and I build Node.js APIs with NestJS and TypeScript alongside the Python work. I am comfortable owning data modelling, API security, and background job throughput end to end.</w:t>
       </w:r>
     </w:p>
     <w:p>
@@ -199,6 +199,24 @@
           <w:sz w:val="19"/>
           <w:szCs w:val="19"/>
         </w:rPr>
+        <w:t xml:space="preserve">Architected asynchronous processing pipelines using Celery and Redis for bulk document generation, scheduled jobs, and reporting systems managing 1,000+ assets.</w:t>
+      </w:r>
+    </w:p>
+    <w:p>
+      <w:pPr>
+        <w:pStyle w:val="ListParagraph"/>
+        <w:numPr>
+          <w:ilvl w:val="0"/>
+          <w:numId w:val="2"/>
+        </w:numPr>
+        <w:spacing w:after="15"/>
+      </w:pPr>
+      <w:r>
+        <w:rPr>
+          <w:rFonts w:ascii="Arial" w:cs="Arial" w:eastAsia="Arial" w:hAnsi="Arial"/>
+          <w:sz w:val="19"/>
+          <w:szCs w:val="19"/>
+        </w:rPr>
         <w:t xml:space="preserve">Designed and maintained scalable Django applications serving production workloads across multiple business domains.</w:t>
       </w:r>
     </w:p>
@@ -217,7 +235,7 @@
           <w:sz w:val="19"/>
           <w:szCs w:val="19"/>
         </w:rPr>
-        <w:t xml:space="preserve">Improved API response times by 30–70% through ORM optimization, PostgreSQL indexing, query tuning, and caching strategies.</w:t>
+        <w:t xml:space="preserve">Designed secure REST APIs with Django REST Framework, implementing JWT authentication, authorization, and third-party integrations.</w:t>
       </w:r>
     </w:p>
     <w:p>
@@ -235,7 +253,7 @@
           <w:sz w:val="19"/>
           <w:szCs w:val="19"/>
         </w:rPr>
-        <w:t xml:space="preserve">Architected asynchronous processing pipelines using Celery and Redis for bulk document generation, scheduled jobs, and reporting systems managing 1,000+ assets.</w:t>
+        <w:t xml:space="preserve">Cut API response times by 30-70% across core endpoints by resolving N+1 queries, optimizing ORM access patterns, and implementing strategic PostgreSQL indexing.</w:t>
       </w:r>
     </w:p>
     <w:p>
@@ -253,7 +271,7 @@
           <w:sz w:val="19"/>
           <w:szCs w:val="19"/>
         </w:rPr>
-        <w:t xml:space="preserve">Designed secure REST APIs with Django REST Framework, implementing JWT authentication, authorization, and third-party integrations.</w:t>
+        <w:t xml:space="preserve">Diagnosed a Celery task queue backlog and Redis memory bloat, then moved message routing onto RabbitMQ to stabilize background job throughput.</w:t>
       </w:r>
     </w:p>
     <w:p>
@@ -271,6 +289,24 @@
           <w:sz w:val="19"/>
           <w:szCs w:val="19"/>
         </w:rPr>
+        <w:t xml:space="preserve">Deployed and tuned services on AWS ECS/EKS and Lambda to support scaling, build performance, and deployment reliability.</w:t>
+      </w:r>
+    </w:p>
+    <w:p>
+      <w:pPr>
+        <w:pStyle w:val="ListParagraph"/>
+        <w:numPr>
+          <w:ilvl w:val="0"/>
+          <w:numId w:val="2"/>
+        </w:numPr>
+        <w:spacing w:after="15"/>
+      </w:pPr>
+      <w:r>
+        <w:rPr>
+          <w:rFonts w:ascii="Arial" w:cs="Arial" w:eastAsia="Arial" w:hAnsi="Arial"/>
+          <w:sz w:val="19"/>
+          <w:szCs w:val="19"/>
+        </w:rPr>
         <w:t xml:space="preserve">Built and maintained CI/CD pipelines using GitLab CI and GitHub Actions while containerizing applications with Docker for reliable deployments.</w:t>
       </w:r>
     </w:p>
@@ -307,7 +343,7 @@
           <w:sz w:val="19"/>
           <w:szCs w:val="19"/>
         </w:rPr>
-        <w:t xml:space="preserve">Volunteered in Arbisoft's graduate hiring process by designing and reviewing technical assessments used to evaluate entry-level software engineering candidates.</w:t>
+        <w:t xml:space="preserve">Owned Sentry monitoring to cut production error volume: error triage with session replay, release and performance tracking, Slack and GitHub integration, and PII-safe payload encryption that keeps sensitive data out of captured events.</w:t>
       </w:r>
     </w:p>
     <w:p>
@@ -325,7 +361,25 @@
           <w:sz w:val="19"/>
           <w:szCs w:val="19"/>
         </w:rPr>
-        <w:t xml:space="preserve">Built GitHub Actions automation to validate documentation integrity and prevent inconsistent generated documentation from reaching production.</w:t>
+        <w:t xml:space="preserve">Built Scrapy spiders to collect job listings from public sites, using tuned download delays and user-agent rotation to stay within source rate limits.</w:t>
+      </w:r>
+    </w:p>
+    <w:p>
+      <w:pPr>
+        <w:pStyle w:val="ListParagraph"/>
+        <w:numPr>
+          <w:ilvl w:val="0"/>
+          <w:numId w:val="2"/>
+        </w:numPr>
+        <w:spacing w:after="15"/>
+      </w:pPr>
+      <w:r>
+        <w:rPr>
+          <w:rFonts w:ascii="Arial" w:cs="Arial" w:eastAsia="Arial" w:hAnsi="Arial"/>
+          <w:sz w:val="19"/>
+          <w:szCs w:val="19"/>
+        </w:rPr>
+        <w:t xml:space="preserve">Maintained services across several repositories in Open edX, a learning platform built from microservices, and shipped bug fixes and version upgrades.</w:t>
       </w:r>
     </w:p>
     <w:p>
@@ -360,7 +414,7 @@
           <w:sz w:val="19"/>
           <w:szCs w:val="19"/>
         </w:rPr>
-        <w:t xml:space="preserve">FixAlert, Maintenance Platform</w:t>
+        <w:t xml:space="preserve">Telehealth Platform</w:t>
       </w:r>
       <w:r>
         <w:rPr>
@@ -371,7 +425,7 @@
           <w:sz w:val="18"/>
           <w:szCs w:val="18"/>
         </w:rPr>
-        <w:t xml:space="preserve">   ·   Django + PostgreSQL</w:t>
+        <w:t xml:space="preserve">   ·   Django + PostgreSQL + Kubernetes</w:t>
       </w:r>
     </w:p>
     <w:p>
@@ -389,7 +443,7 @@
           <w:sz w:val="19"/>
           <w:szCs w:val="19"/>
         </w:rPr>
-        <w:t xml:space="preserve">Optimized backend performance by eliminating N+1 queries and improving database access patterns.</w:t>
+        <w:t xml:space="preserve">Architected and maintained a secure, HIPAA-compliant telehealth platform using Django, PostgreSQL on AWS RDS, and Kubernetes for container orchestration.</w:t>
       </w:r>
     </w:p>
     <w:p>
@@ -407,7 +461,7 @@
           <w:sz w:val="19"/>
           <w:szCs w:val="19"/>
         </w:rPr>
-        <w:t xml:space="preserve">Implemented Celery-based background processing, Stripe payment integration, and scalable reporting services.</w:t>
+        <w:t xml:space="preserve">Optimized patient-provider matching workflows through SQL query tuning and Redis caching, collaborating with data engineering to streamline ETL pipelines for real-time data processing.</w:t>
       </w:r>
     </w:p>
     <w:p>
@@ -425,7 +479,7 @@
           <w:sz w:val="19"/>
           <w:szCs w:val="19"/>
         </w:rPr>
-        <w:t xml:space="preserve">Designed asynchronous Celery workflows for QR generation, bulk PDF exports, and automated report generation.</w:t>
+        <w:t xml:space="preserve">Integrated HL7 ADT (admit, discharge, transfer) message processing so patient events sync between clinical systems as they happen, with HIPAA-compliant handling of PHI in transit.</w:t>
       </w:r>
     </w:p>
     <w:p>
@@ -440,7 +494,7 @@
           <w:sz w:val="19"/>
           <w:szCs w:val="19"/>
         </w:rPr>
-        <w:t xml:space="preserve">AskImam, Q&amp;A Platform</w:t>
+        <w:t xml:space="preserve">FixAlert, Maintenance Platform</w:t>
       </w:r>
       <w:r>
         <w:rPr>
@@ -451,7 +505,7 @@
           <w:sz w:val="18"/>
           <w:szCs w:val="18"/>
         </w:rPr>
-        <w:t xml:space="preserve">   ·   Django + DRF</w:t>
+        <w:t xml:space="preserve">   ·   Django + PostgreSQL</w:t>
       </w:r>
     </w:p>
     <w:p>
@@ -469,7 +523,7 @@
           <w:sz w:val="19"/>
           <w:szCs w:val="19"/>
         </w:rPr>
-        <w:t xml:space="preserve">Led migration from Django 2.x to Django 5.1 with minimal downtime and improved application stability.</w:t>
+        <w:t xml:space="preserve">Implemented Celery-based background processing, Stripe payment integration, and scalable reporting services.</w:t>
       </w:r>
     </w:p>
     <w:p>
@@ -487,7 +541,25 @@
           <w:sz w:val="19"/>
           <w:szCs w:val="19"/>
         </w:rPr>
-        <w:t xml:space="preserve">Implemented secure authentication, REST APIs, and administrative tools for content management.</w:t>
+        <w:t xml:space="preserve">Optimized backend performance by eliminating N+1 queries and improving database access patterns.</w:t>
+      </w:r>
+    </w:p>
+    <w:p>
+      <w:pPr>
+        <w:pStyle w:val="ListParagraph"/>
+        <w:numPr>
+          <w:ilvl w:val="0"/>
+          <w:numId w:val="2"/>
+        </w:numPr>
+        <w:spacing w:after="10"/>
+      </w:pPr>
+      <w:r>
+        <w:rPr>
+          <w:rFonts w:ascii="Arial" w:cs="Arial" w:eastAsia="Arial" w:hAnsi="Arial"/>
+          <w:sz w:val="19"/>
+          <w:szCs w:val="19"/>
+        </w:rPr>
+        <w:t xml:space="preserve">Made Stripe payment requests retry-safe using Stripe's idempotency key header, so a retried call could not create a duplicate charge.</w:t>
       </w:r>
     </w:p>
     <w:p>
@@ -531,7 +603,7 @@
           <w:sz w:val="19"/>
           <w:szCs w:val="19"/>
         </w:rPr>
-        <w:t xml:space="preserve">Developed backend APIs and integrated business intelligence dashboards using Looker.</w:t>
+        <w:t xml:space="preserve">Owned the design and delivery of a complex analytics dashboard in Google Looker, giving stakeholders real-time visibility into key platform metrics.</w:t>
       </w:r>
     </w:p>
     <w:p>
@@ -564,7 +636,7 @@
           <w:sz w:val="19"/>
           <w:szCs w:val="19"/>
         </w:rPr>
-        <w:t xml:space="preserve">Convo, Real-Time Chat Platform</w:t>
+        <w:t xml:space="preserve">Foodio, Food Delivery Platform</w:t>
       </w:r>
       <w:r>
         <w:rPr>
@@ -575,7 +647,7 @@
           <w:sz w:val="18"/>
           <w:szCs w:val="18"/>
         </w:rPr>
-        <w:t xml:space="preserve">   ·   Django Channels + Redis · Personal Project</w:t>
+        <w:t xml:space="preserve">   ·   NestJS + TypeScript + PostgreSQL/PostGIS · Personal Project</w:t>
       </w:r>
     </w:p>
     <w:p>
@@ -593,7 +665,7 @@
           <w:sz w:val="19"/>
           <w:szCs w:val="19"/>
         </w:rPr>
-        <w:t xml:space="preserve">Built real-time messaging using Django Channels and Redis.</w:t>
+        <w:t xml:space="preserve">Architected a Node.js food-delivery API on NestJS and Express with feature-first modules for identity, ordering, billing, payments, and notifications, on PostgreSQL with PostGIS for geo-based restaurant discovery via Drizzle ORM.</w:t>
       </w:r>
     </w:p>
     <w:p>
@@ -611,7 +683,25 @@
           <w:sz w:val="19"/>
           <w:szCs w:val="19"/>
         </w:rPr>
-        <w:t xml:space="preserve">Implemented JWT authentication, WebSocket communication, Docker deployment, and CI/CD automation.</w:t>
+        <w:t xml:space="preserve">Designed order state as an append-only event log with derived status, and made order placement idempotent via a client-generated Idempotency-Key so a retried request could never create a duplicate order.</w:t>
+      </w:r>
+    </w:p>
+    <w:p>
+      <w:pPr>
+        <w:pStyle w:val="ListParagraph"/>
+        <w:numPr>
+          <w:ilvl w:val="0"/>
+          <w:numId w:val="2"/>
+        </w:numPr>
+        <w:spacing w:after="10"/>
+      </w:pPr>
+      <w:r>
+        <w:rPr>
+          <w:rFonts w:ascii="Arial" w:cs="Arial" w:eastAsia="Arial" w:hAnsi="Arial"/>
+          <w:sz w:val="19"/>
+          <w:szCs w:val="19"/>
+        </w:rPr>
+        <w:t xml:space="preserve">Shared a Zod contract package between the backend and the React Native app for runtime-validated DTOs, and set up GitHub Actions CI running typecheck, lint, Vitest unit tests, and Testcontainers integration tests against real PostGIS, with Docker Compose and a production Dockerfile.</w:t>
       </w:r>
     </w:p>
     <w:p>
@@ -669,15 +759,15 @@
           <w:sz w:val="19"/>
           <w:szCs w:val="19"/>
         </w:rPr>
-        <w:t xml:space="preserve">Frameworks: </w:t>
-      </w:r>
-      <w:r>
-        <w:rPr>
-          <w:rFonts w:ascii="Arial" w:cs="Arial" w:eastAsia="Arial" w:hAnsi="Arial"/>
-          <w:sz w:val="19"/>
-          <w:szCs w:val="19"/>
-        </w:rPr>
-        <w:t xml:space="preserve">Django, Django REST Framework, FastAPI, Flask, Scrapy</w:t>
+        <w:t xml:space="preserve">Backend: </w:t>
+      </w:r>
+      <w:r>
+        <w:rPr>
+          <w:rFonts w:ascii="Arial" w:cs="Arial" w:eastAsia="Arial" w:hAnsi="Arial"/>
+          <w:sz w:val="19"/>
+          <w:szCs w:val="19"/>
+        </w:rPr>
+        <w:t xml:space="preserve">Python (Django, Django REST Framework, FastAPI, Flask), Node.js (NestJS, Express), REST API design, GraphQL, webhooks, JWT &amp; OAuth2 authentication, Celery &amp; RabbitMQ (async jobs), WebSockets, Scrapy</w:t>
       </w:r>
     </w:p>
     <w:p>
@@ -692,15 +782,15 @@
           <w:sz w:val="19"/>
           <w:szCs w:val="19"/>
         </w:rPr>
-        <w:t xml:space="preserve">Backend: </w:t>
-      </w:r>
-      <w:r>
-        <w:rPr>
-          <w:rFonts w:ascii="Arial" w:cs="Arial" w:eastAsia="Arial" w:hAnsi="Arial"/>
-          <w:sz w:val="19"/>
-          <w:szCs w:val="19"/>
-        </w:rPr>
-        <w:t xml:space="preserve">REST API Design, Celery, Django Channels, JWT Authentication, WebSockets</w:t>
+        <w:t xml:space="preserve">Databases: </w:t>
+      </w:r>
+      <w:r>
+        <w:rPr>
+          <w:rFonts w:ascii="Arial" w:cs="Arial" w:eastAsia="Arial" w:hAnsi="Arial"/>
+          <w:sz w:val="19"/>
+          <w:szCs w:val="19"/>
+        </w:rPr>
+        <w:t xml:space="preserve">PostgreSQL, MongoDB, DynamoDB, Redis, Elasticsearch, MySQL, PostGIS, Database Indexing, Query Optimization, Caching</w:t>
       </w:r>
     </w:p>
     <w:p>
@@ -715,6 +805,75 @@
           <w:sz w:val="19"/>
           <w:szCs w:val="19"/>
         </w:rPr>
+        <w:t xml:space="preserve">Cloud &amp; DevOps: </w:t>
+      </w:r>
+      <w:r>
+        <w:rPr>
+          <w:rFonts w:ascii="Arial" w:cs="Arial" w:eastAsia="Arial" w:hAnsi="Arial"/>
+          <w:sz w:val="19"/>
+          <w:szCs w:val="19"/>
+        </w:rPr>
+        <w:t xml:space="preserve">AWS (ECS, EKS, Lambda, S3, RDS, Cognito, API Gateway), Docker, Kubernetes, GitHub Actions, GitLab CI/CD, Datadog, Sentry, Nginx, Linux, Git</w:t>
+      </w:r>
+    </w:p>
+    <w:p>
+      <w:pPr>
+        <w:spacing w:after="20"/>
+      </w:pPr>
+      <w:r>
+        <w:rPr>
+          <w:rFonts w:ascii="Arial" w:cs="Arial" w:eastAsia="Arial" w:hAnsi="Arial"/>
+          <w:b/>
+          <w:bCs/>
+          <w:sz w:val="19"/>
+          <w:szCs w:val="19"/>
+        </w:rPr>
+        <w:t xml:space="preserve">Testing: </w:t>
+      </w:r>
+      <w:r>
+        <w:rPr>
+          <w:rFonts w:ascii="Arial" w:cs="Arial" w:eastAsia="Arial" w:hAnsi="Arial"/>
+          <w:sz w:val="19"/>
+          <w:szCs w:val="19"/>
+        </w:rPr>
+        <w:t xml:space="preserve">Pytest, Django Test Framework, Vitest, Testcontainers, Unit &amp; Integration Testing, API Testing</w:t>
+      </w:r>
+    </w:p>
+    <w:p>
+      <w:pPr>
+        <w:spacing w:after="20"/>
+      </w:pPr>
+      <w:r>
+        <w:rPr>
+          <w:rFonts w:ascii="Arial" w:cs="Arial" w:eastAsia="Arial" w:hAnsi="Arial"/>
+          <w:b/>
+          <w:bCs/>
+          <w:sz w:val="19"/>
+          <w:szCs w:val="19"/>
+        </w:rPr>
+        <w:t xml:space="preserve">Software Engineering: </w:t>
+      </w:r>
+      <w:r>
+        <w:rPr>
+          <w:rFonts w:ascii="Arial" w:cs="Arial" w:eastAsia="Arial" w:hAnsi="Arial"/>
+          <w:sz w:val="19"/>
+          <w:szCs w:val="19"/>
+        </w:rPr>
+        <w:t xml:space="preserve">Object-Oriented Programming (OOP), Design Patterns, Microservices, System Design, Performance Optimization, Code Review, Agile/Scrum</w:t>
+      </w:r>
+    </w:p>
+    <w:p>
+      <w:pPr>
+        <w:spacing w:after="20"/>
+      </w:pPr>
+      <w:r>
+        <w:rPr>
+          <w:rFonts w:ascii="Arial" w:cs="Arial" w:eastAsia="Arial" w:hAnsi="Arial"/>
+          <w:b/>
+          <w:bCs/>
+          <w:sz w:val="19"/>
+          <w:szCs w:val="19"/>
+        </w:rPr>
         <w:t xml:space="preserve">Backend Integration: </w:t>
       </w:r>
       <w:r>
@@ -738,15 +897,15 @@
           <w:sz w:val="19"/>
           <w:szCs w:val="19"/>
         </w:rPr>
-        <w:t xml:space="preserve">Databases: </w:t>
-      </w:r>
-      <w:r>
-        <w:rPr>
-          <w:rFonts w:ascii="Arial" w:cs="Arial" w:eastAsia="Arial" w:hAnsi="Arial"/>
-          <w:sz w:val="19"/>
-          <w:szCs w:val="19"/>
-        </w:rPr>
-        <w:t xml:space="preserve">PostgreSQL, Redis, MySQL, MongoDB, Database Indexing, Query Optimization, Caching</w:t>
+        <w:t xml:space="preserve">Integrations: </w:t>
+      </w:r>
+      <w:r>
+        <w:rPr>
+          <w:rFonts w:ascii="Arial" w:cs="Arial" w:eastAsia="Arial" w:hAnsi="Arial"/>
+          <w:sz w:val="19"/>
+          <w:szCs w:val="19"/>
+        </w:rPr>
+        <w:t xml:space="preserve">Stripe (payments), SendGrid &amp; Resend (email), Firebase Auth, Google Maps, PostHog &amp; Google Analytics, Google Looker (BI), JWT/OAuth2</w:t>
       </w:r>
     </w:p>
     <w:p>
@@ -761,15 +920,15 @@
           <w:sz w:val="19"/>
           <w:szCs w:val="19"/>
         </w:rPr>
-        <w:t xml:space="preserve">Cloud &amp; DevOps: </w:t>
-      </w:r>
-      <w:r>
-        <w:rPr>
-          <w:rFonts w:ascii="Arial" w:cs="Arial" w:eastAsia="Arial" w:hAnsi="Arial"/>
-          <w:sz w:val="19"/>
-          <w:szCs w:val="19"/>
-        </w:rPr>
-        <w:t xml:space="preserve">AWS (RDS, S3, EC2), Docker, GitHub Actions, GitLab CI/CD, Jenkins, Nginx, Linux, Git</w:t>
+        <w:t xml:space="preserve">AI/ML: </w:t>
+      </w:r>
+      <w:r>
+        <w:rPr>
+          <w:rFonts w:ascii="Arial" w:cs="Arial" w:eastAsia="Arial" w:hAnsi="Arial"/>
+          <w:sz w:val="19"/>
+          <w:szCs w:val="19"/>
+        </w:rPr>
+        <w:t xml:space="preserve">LLM Application Architecture, AI Agents, Tool/Function Calling, Structured Outputs (Zod, Pydantic), Model Context Protocol (MCP), RAG, Embeddings &amp; Vector Databases (pgvector), Prompt &amp; Context Engineering, OpenAI / OpenRouter / Ollama (local models), Vercel AI SDK</w:t>
       </w:r>
     </w:p>
     <w:p>
@@ -784,84 +943,15 @@
           <w:sz w:val="19"/>
           <w:szCs w:val="19"/>
         </w:rPr>
-        <w:t xml:space="preserve">Testing: </w:t>
-      </w:r>
-      <w:r>
-        <w:rPr>
-          <w:rFonts w:ascii="Arial" w:cs="Arial" w:eastAsia="Arial" w:hAnsi="Arial"/>
-          <w:sz w:val="19"/>
-          <w:szCs w:val="19"/>
-        </w:rPr>
-        <w:t xml:space="preserve">Pytest, Django Test Framework, Unit Testing, API Testing</w:t>
-      </w:r>
-    </w:p>
-    <w:p>
-      <w:pPr>
-        <w:spacing w:after="20"/>
-      </w:pPr>
-      <w:r>
-        <w:rPr>
-          <w:rFonts w:ascii="Arial" w:cs="Arial" w:eastAsia="Arial" w:hAnsi="Arial"/>
-          <w:b/>
-          <w:bCs/>
-          <w:sz w:val="19"/>
-          <w:szCs w:val="19"/>
-        </w:rPr>
-        <w:t xml:space="preserve">Software Engineering: </w:t>
-      </w:r>
-      <w:r>
-        <w:rPr>
-          <w:rFonts w:ascii="Arial" w:cs="Arial" w:eastAsia="Arial" w:hAnsi="Arial"/>
-          <w:sz w:val="19"/>
-          <w:szCs w:val="19"/>
-        </w:rPr>
-        <w:t xml:space="preserve">Object-Oriented Programming (OOP), Design Patterns, System Design, Performance Optimization, Code Review, Agile/Scrum</w:t>
-      </w:r>
-    </w:p>
-    <w:p>
-      <w:pPr>
-        <w:spacing w:after="20"/>
-      </w:pPr>
-      <w:r>
-        <w:rPr>
-          <w:rFonts w:ascii="Arial" w:cs="Arial" w:eastAsia="Arial" w:hAnsi="Arial"/>
-          <w:b/>
-          <w:bCs/>
-          <w:sz w:val="19"/>
-          <w:szCs w:val="19"/>
-        </w:rPr>
-        <w:t xml:space="preserve">Integrations: </w:t>
-      </w:r>
-      <w:r>
-        <w:rPr>
-          <w:rFonts w:ascii="Arial" w:cs="Arial" w:eastAsia="Arial" w:hAnsi="Arial"/>
-          <w:sz w:val="19"/>
-          <w:szCs w:val="19"/>
-        </w:rPr>
-        <w:t xml:space="preserve">Stripe, SendGrid, Google Analytics, Looker BI</w:t>
-      </w:r>
-    </w:p>
-    <w:p>
-      <w:pPr>
-        <w:spacing w:after="20"/>
-      </w:pPr>
-      <w:r>
-        <w:rPr>
-          <w:rFonts w:ascii="Arial" w:cs="Arial" w:eastAsia="Arial" w:hAnsi="Arial"/>
-          <w:b/>
-          <w:bCs/>
-          <w:sz w:val="19"/>
-          <w:szCs w:val="19"/>
-        </w:rPr>
-        <w:t xml:space="preserve">Tools: </w:t>
-      </w:r>
-      <w:r>
-        <w:rPr>
-          <w:rFonts w:ascii="Arial" w:cs="Arial" w:eastAsia="Arial" w:hAnsi="Arial"/>
-          <w:sz w:val="19"/>
-          <w:szCs w:val="19"/>
-        </w:rPr>
-        <w:t xml:space="preserve">VS Code, PyCharm, Postman, Redis, ESLint, Prettier</w:t>
+        <w:t xml:space="preserve">AI Development: </w:t>
+      </w:r>
+      <w:r>
+        <w:rPr>
+          <w:rFonts w:ascii="Arial" w:cs="Arial" w:eastAsia="Arial" w:hAnsi="Arial"/>
+          <w:sz w:val="19"/>
+          <w:szCs w:val="19"/>
+        </w:rPr>
+        <w:t xml:space="preserve">ChatGPT, GitHub Copilot, Cursor, Claude Code, Codex, Prompt Engineering, AI-Assisted Development</w:t>
       </w:r>
     </w:p>
     <w:p>
